--- a/DOCUMENTO_TECNICO.docx
+++ b/DOCUMENTO_TECNICO.docx
@@ -54,16 +54,32 @@
         <w:rPr>
           <w:sz w:val="24"/>
         </w:rPr>
-        <w:t>Autor: [ TU NOMBRE COMPLETO ]</w:t>
+        <w:t xml:space="preserve">Autor: [ TU NOMBRE </w:t>
       </w:r>
+      <w:proofErr w:type="gramStart"/>
+      <w:r>
+        <w:rPr>
+          <w:sz w:val="24"/>
+        </w:rPr>
+        <w:t>COMPLETO ]</w:t>
+      </w:r>
+      <w:proofErr w:type="gramEnd"/>
     </w:p>
     <w:p>
       <w:r>
         <w:rPr>
           <w:sz w:val="24"/>
         </w:rPr>
-        <w:t>Código: [ TU CÓDIGO ]</w:t>
+        <w:t xml:space="preserve">Código: [ TU </w:t>
       </w:r>
+      <w:proofErr w:type="gramStart"/>
+      <w:r>
+        <w:rPr>
+          <w:sz w:val="24"/>
+        </w:rPr>
+        <w:t>CÓDIGO ]</w:t>
+      </w:r>
+      <w:proofErr w:type="gramEnd"/>
     </w:p>
     <w:p>
       <w:r>
@@ -120,7 +136,15 @@
     </w:p>
     <w:p>
       <w:r>
-        <w:t>Modelar el dominio con dos entidades en relación 1:N (Combinada y Pierna).</w:t>
+        <w:t xml:space="preserve">Modelar el dominio con dos entidades en relación </w:t>
+      </w:r>
+      <w:proofErr w:type="gramStart"/>
+      <w:r>
+        <w:t>1:N</w:t>
+      </w:r>
+      <w:proofErr w:type="gramEnd"/>
+      <w:r>
+        <w:t xml:space="preserve"> (Combinada y Pierna).</w:t>
       </w:r>
     </w:p>
     <w:p>
@@ -256,7 +280,15 @@
     </w:p>
     <w:p>
       <w:r>
-        <w:t>Dos entidades en relación uno a muchos (1:N): una Combinada</w:t>
+        <w:t>Dos entidades en relación uno a muchos (</w:t>
+      </w:r>
+      <w:proofErr w:type="gramStart"/>
+      <w:r>
+        <w:t>1:N</w:t>
+      </w:r>
+      <w:proofErr w:type="gramEnd"/>
+      <w:r>
+        <w:t>): una Combinada</w:t>
       </w:r>
       <w:r>
         <w:t xml:space="preserve"> agrupa muchas Piernas; cada Pierna pertenece a lo sumo a una Combinada. La llave foránea combinada_id es anulable (piernas libres).</w:t>
@@ -367,9 +399,9 @@
         <w:tblLook w:val="04A0" w:firstRow="1" w:lastRow="0" w:firstColumn="1" w:lastColumn="0" w:noHBand="0" w:noVBand="1"/>
       </w:tblPr>
       <w:tblGrid>
-        <w:gridCol w:w="2880"/>
-        <w:gridCol w:w="2880"/>
-        <w:gridCol w:w="2880"/>
+        <w:gridCol w:w="2875"/>
+        <w:gridCol w:w="2871"/>
+        <w:gridCol w:w="2874"/>
       </w:tblGrid>
       <w:tr>
         <w:trPr>
@@ -727,9 +759,9 @@
         <w:tblLook w:val="04A0" w:firstRow="1" w:lastRow="0" w:firstColumn="1" w:lastColumn="0" w:noHBand="0" w:noVBand="1"/>
       </w:tblPr>
       <w:tblGrid>
-        <w:gridCol w:w="2880"/>
-        <w:gridCol w:w="2880"/>
-        <w:gridCol w:w="2880"/>
+        <w:gridCol w:w="2874"/>
+        <w:gridCol w:w="2872"/>
+        <w:gridCol w:w="2874"/>
       </w:tblGrid>
       <w:tr>
         <w:trPr>
@@ -1319,7 +1351,7 @@
           <w:noProof/>
         </w:rPr>
         <w:drawing>
-          <wp:anchor distT="0" distB="0" distL="114300" distR="114300" simplePos="0" relativeHeight="251659776" behindDoc="0" locked="0" layoutInCell="1" allowOverlap="1" wp14:anchorId="4CA2CA5C" wp14:editId="07554F83">
+          <wp:anchor distT="0" distB="0" distL="114300" distR="114300" simplePos="0" relativeHeight="251658752" behindDoc="0" locked="0" layoutInCell="1" allowOverlap="1" wp14:anchorId="4CA2CA5C" wp14:editId="07554F83">
             <wp:simplePos x="0" y="0"/>
             <wp:positionH relativeFrom="column">
               <wp:posOffset>1090894</wp:posOffset>
@@ -1362,8 +1394,69 @@
           </wp:anchor>
         </w:drawing>
       </w:r>
+      <w:proofErr w:type="spellStart"/>
       <w:r>
-        <w:t>Combinada del día (armador en vivo, guardar/descartar y recálculo como producto)</w:t>
+        <w:t>Combinada</w:t>
+      </w:r>
+      <w:proofErr w:type="spellEnd"/>
+      <w:r>
+        <w:t xml:space="preserve"> del día (</w:t>
+      </w:r>
+      <w:proofErr w:type="spellStart"/>
+      <w:r>
+        <w:t>armador</w:t>
+      </w:r>
+      <w:proofErr w:type="spellEnd"/>
+      <w:r>
+        <w:t xml:space="preserve"> </w:t>
+      </w:r>
+      <w:proofErr w:type="spellStart"/>
+      <w:r>
+        <w:t>en</w:t>
+      </w:r>
+      <w:proofErr w:type="spellEnd"/>
+      <w:r>
+        <w:t xml:space="preserve"> vivo, </w:t>
+      </w:r>
+      <w:proofErr w:type="spellStart"/>
+      <w:r>
+        <w:t>guardar</w:t>
+      </w:r>
+      <w:proofErr w:type="spellEnd"/>
+      <w:r>
+        <w:t>/</w:t>
+      </w:r>
+      <w:proofErr w:type="spellStart"/>
+      <w:r>
+        <w:t>descartar</w:t>
+      </w:r>
+      <w:proofErr w:type="spellEnd"/>
+      <w:r>
+        <w:t xml:space="preserve"> y </w:t>
+      </w:r>
+      <w:proofErr w:type="spellStart"/>
+      <w:r>
+        <w:t>recálculo</w:t>
+      </w:r>
+      <w:proofErr w:type="spellEnd"/>
+      <w:r>
+        <w:t xml:space="preserve"> </w:t>
+      </w:r>
+      <w:proofErr w:type="spellStart"/>
+      <w:r>
+        <w:t>como</w:t>
+      </w:r>
+      <w:proofErr w:type="spellEnd"/>
+      <w:r>
+        <w:t xml:space="preserve"> </w:t>
+      </w:r>
+      <w:proofErr w:type="spellStart"/>
+      <w:r>
+        <w:t>producto</w:t>
+      </w:r>
+      <w:proofErr w:type="spellEnd"/>
+      <w:r>
+        <w:t>)</w:t>
       </w:r>
     </w:p>
     <w:p>
@@ -1426,7 +1519,35 @@
         <w:rPr>
           <w:i/>
         </w:rPr>
-        <w:t>Figura 4. Diagrama de actividades (armar y guardar una combinada).</w:t>
+        <w:t xml:space="preserve">Figura 4. Diagrama de actividades (armar y </w:t>
+      </w:r>
+      <w:proofErr w:type="spellStart"/>
+      <w:r>
+        <w:rPr>
+          <w:i/>
+        </w:rPr>
+        <w:t>guardar</w:t>
+      </w:r>
+      <w:proofErr w:type="spellEnd"/>
+      <w:r>
+        <w:rPr>
+          <w:i/>
+        </w:rPr>
+        <w:t xml:space="preserve"> una </w:t>
+      </w:r>
+      <w:proofErr w:type="spellStart"/>
+      <w:r>
+        <w:rPr>
+          <w:i/>
+        </w:rPr>
+        <w:t>combinada</w:t>
+      </w:r>
+      <w:proofErr w:type="spellEnd"/>
+      <w:r>
+        <w:rPr>
+          <w:i/>
+        </w:rPr>
+        <w:t>).</w:t>
       </w:r>
     </w:p>
     <w:p>
@@ -1749,8 +1870,8 @@
         <w:tblLook w:val="04A0" w:firstRow="1" w:lastRow="0" w:firstColumn="1" w:lastColumn="0" w:noHBand="0" w:noVBand="1"/>
       </w:tblPr>
       <w:tblGrid>
-        <w:gridCol w:w="4320"/>
-        <w:gridCol w:w="4320"/>
+        <w:gridCol w:w="4310"/>
+        <w:gridCol w:w="4310"/>
       </w:tblGrid>
       <w:tr>
         <w:trPr>
@@ -2057,8 +2178,8 @@
         <w:tblLook w:val="04A0" w:firstRow="1" w:lastRow="0" w:firstColumn="1" w:lastColumn="0" w:noHBand="0" w:noVBand="1"/>
       </w:tblPr>
       <w:tblGrid>
-        <w:gridCol w:w="4320"/>
-        <w:gridCol w:w="4320"/>
+        <w:gridCol w:w="4307"/>
+        <w:gridCol w:w="4313"/>
       </w:tblGrid>
       <w:tr>
         <w:trPr>
@@ -2360,8 +2481,8 @@
         <w:tblLook w:val="04A0" w:firstRow="1" w:lastRow="0" w:firstColumn="1" w:lastColumn="0" w:noHBand="0" w:noVBand="1"/>
       </w:tblPr>
       <w:tblGrid>
-        <w:gridCol w:w="4320"/>
-        <w:gridCol w:w="4320"/>
+        <w:gridCol w:w="4309"/>
+        <w:gridCol w:w="4311"/>
       </w:tblGrid>
       <w:tr>
         <w:trPr>
@@ -2477,8 +2598,13 @@
             <w:pPr>
               <w:cnfStyle w:val="000000100000" w:firstRow="0" w:lastRow="0" w:firstColumn="0" w:lastColumn="0" w:oddVBand="0" w:evenVBand="0" w:oddHBand="1" w:evenHBand="0" w:firstRowFirstColumn="0" w:firstRowLastColumn="0" w:lastRowFirstColumn="0" w:lastRowLastColumn="0"/>
             </w:pPr>
+            <w:proofErr w:type="gramStart"/>
             <w:r>
-              <w:t>Field(ge=, le=) en cuota y prob como última red</w:t>
+              <w:t>Field(</w:t>
+            </w:r>
+            <w:proofErr w:type="gramEnd"/>
+            <w:r>
+              <w:t>ge=, le=) en cuota y prob como última red</w:t>
             </w:r>
           </w:p>
         </w:tc>
@@ -2505,8 +2631,8 @@
         <w:tblLook w:val="04A0" w:firstRow="1" w:lastRow="0" w:firstColumn="1" w:lastColumn="0" w:noHBand="0" w:noVBand="1"/>
       </w:tblPr>
       <w:tblGrid>
-        <w:gridCol w:w="4320"/>
-        <w:gridCol w:w="4320"/>
+        <w:gridCol w:w="4302"/>
+        <w:gridCol w:w="4318"/>
       </w:tblGrid>
       <w:tr>
         <w:trPr>
@@ -2698,12 +2824,21 @@
       </w:r>
     </w:p>
     <w:p>
+      <w:proofErr w:type="gramStart"/>
       <w:r>
         <w:rPr>
           <w:b/>
           <w:color w:val="999999"/>
         </w:rPr>
-        <w:t>[  PEGAR CAPTURA:  Página de inicio  ]</w:t>
+        <w:t>[  PEGAR</w:t>
+      </w:r>
+      <w:proofErr w:type="gramEnd"/>
+      <w:r>
+        <w:rPr>
+          <w:b/>
+          <w:color w:val="999999"/>
+        </w:rPr>
+        <w:t xml:space="preserve"> CAPTURA:  Página de inicio  ]</w:t>
       </w:r>
     </w:p>
     <w:p>
@@ -2797,12 +2932,21 @@
     </w:p>
     <w:p/>
     <w:p>
+      <w:proofErr w:type="gramStart"/>
       <w:r>
         <w:rPr>
           <w:b/>
           <w:color w:val="999999"/>
         </w:rPr>
-        <w:t>[  PEGAR CAPTURA:  Formulario crear pierna  ]</w:t>
+        <w:t>[  PEGAR</w:t>
+      </w:r>
+      <w:proofErr w:type="gramEnd"/>
+      <w:r>
+        <w:rPr>
+          <w:b/>
+          <w:color w:val="999999"/>
+        </w:rPr>
+        <w:t xml:space="preserve"> CAPTURA:  Formulario crear pierna  ]</w:t>
       </w:r>
     </w:p>
     <w:p>
@@ -2891,12 +3035,21 @@
       </w:r>
     </w:p>
     <w:p>
+      <w:proofErr w:type="gramStart"/>
       <w:r>
         <w:rPr>
           <w:b/>
           <w:color w:val="999999"/>
         </w:rPr>
-        <w:t>[  PEGAR CAPTURA:  Listado con buscador  ]</w:t>
+        <w:t>[  PEGAR</w:t>
+      </w:r>
+      <w:proofErr w:type="gramEnd"/>
+      <w:r>
+        <w:rPr>
+          <w:b/>
+          <w:color w:val="999999"/>
+        </w:rPr>
+        <w:t xml:space="preserve"> CAPTURA:  Listado con buscador  ]</w:t>
       </w:r>
     </w:p>
     <w:p>
@@ -2985,12 +3138,21 @@
       </w:r>
     </w:p>
     <w:p>
+      <w:proofErr w:type="gramStart"/>
       <w:r>
         <w:rPr>
           <w:b/>
           <w:color w:val="999999"/>
         </w:rPr>
-        <w:t>[  PEGAR CAPTURA:  Dashboard 'Com</w:t>
+        <w:t>[  PEGAR</w:t>
+      </w:r>
+      <w:proofErr w:type="gramEnd"/>
+      <w:r>
+        <w:rPr>
+          <w:b/>
+          <w:color w:val="999999"/>
+        </w:rPr>
+        <w:t xml:space="preserve"> CAPTURA:  Dashboard 'Com</w:t>
       </w:r>
       <w:r>
         <w:rPr>
@@ -3137,12 +3299,21 @@
       </w:r>
     </w:p>
     <w:p>
+      <w:proofErr w:type="gramStart"/>
       <w:r>
         <w:rPr>
           <w:b/>
           <w:color w:val="999999"/>
         </w:rPr>
-        <w:t>[  PEGAR CAPTURA:  Subida de imagen  ]</w:t>
+        <w:t>[  PEGAR</w:t>
+      </w:r>
+      <w:proofErr w:type="gramEnd"/>
+      <w:r>
+        <w:rPr>
+          <w:b/>
+          <w:color w:val="999999"/>
+        </w:rPr>
+        <w:t xml:space="preserve"> CAPTURA:  Subida de imagen  ]</w:t>
       </w:r>
     </w:p>
     <w:p>
@@ -3244,12 +3415,21 @@
     </w:p>
     <w:p/>
     <w:p>
+      <w:proofErr w:type="gramStart"/>
       <w:r>
         <w:rPr>
           <w:b/>
           <w:color w:val="999999"/>
         </w:rPr>
-        <w:t>[  PEGAR CAPTURA:  Swagger (/docs)  ]</w:t>
+        <w:t>[  PEGAR</w:t>
+      </w:r>
+      <w:proofErr w:type="gramEnd"/>
+      <w:r>
+        <w:rPr>
+          <w:b/>
+          <w:color w:val="999999"/>
+        </w:rPr>
+        <w:t xml:space="preserve"> CAPTURA:  Swagger (/docs)  ]</w:t>
       </w:r>
     </w:p>
     <w:p>
@@ -3343,12 +3523,21 @@
       </w:r>
     </w:p>
     <w:p>
+      <w:proofErr w:type="gramStart"/>
       <w:r>
         <w:rPr>
           <w:b/>
           <w:color w:val="999999"/>
         </w:rPr>
-        <w:t>[  PEGAR CA</w:t>
+        <w:t>[  PEGAR</w:t>
+      </w:r>
+      <w:proofErr w:type="gramEnd"/>
+      <w:r>
+        <w:rPr>
+          <w:b/>
+          <w:color w:val="999999"/>
+        </w:rPr>
+        <w:t xml:space="preserve"> CA</w:t>
       </w:r>
       <w:r>
         <w:rPr>
@@ -3408,7 +3597,15 @@
     <w:p>
       <w:r>
         <w:lastRenderedPageBreak/>
-        <w:t>El proyecto cumple los requisitos del Proyecto Integrador: dos modelos relacionados (1:N) con CRUD y lógica de negocio, formularios con validación front/</w:t>
+        <w:t>El proyecto cumple los requisitos del Proyecto Integrador: dos modelos relacionados (</w:t>
+      </w:r>
+      <w:proofErr w:type="gramStart"/>
+      <w:r>
+        <w:t>1:N</w:t>
+      </w:r>
+      <w:proofErr w:type="gramEnd"/>
+      <w:r>
+        <w:t>) con CRUD y lógica de negocio, formularios con validación front/</w:t>
       </w:r>
       <w:r>
         <w:t>back, búsqueda, multimedia en servidor remoto, dashboard con gráficas y despliegue público. Adicionalmente integra una fuente de datos externa (futbolaza) que enriquece la creación de apuestas, evidenciando consumo de servicios y separación de responsabili</w:t>
@@ -3429,9 +3626,9 @@
         <w:tblLook w:val="04A0" w:firstRow="1" w:lastRow="0" w:firstColumn="1" w:lastColumn="0" w:noHBand="0" w:noVBand="1"/>
       </w:tblPr>
       <w:tblGrid>
-        <w:gridCol w:w="2880"/>
-        <w:gridCol w:w="2880"/>
-        <w:gridCol w:w="2880"/>
+        <w:gridCol w:w="2869"/>
+        <w:gridCol w:w="2878"/>
+        <w:gridCol w:w="2873"/>
       </w:tblGrid>
       <w:tr>
         <w:trPr>
@@ -3880,8 +4077,13 @@
               <w:cnfStyle w:val="000000010000" w:firstRow="0" w:lastRow="0" w:firstColumn="0" w:lastColumn="0" w:oddVBand="0" w:evenVBand="0" w:oddHBand="0" w:evenHBand="1" w:firstRowFirstColumn="0" w:firstRowLastColumn="0" w:lastRowFirstColumn="0" w:lastRowLastColumn="0"/>
             </w:pPr>
             <w:r>
-              <w:t>/docs</w:t>
+              <w:t>/</w:t>
             </w:r>
+            <w:proofErr w:type="gramStart"/>
+            <w:r>
+              <w:t>docs</w:t>
+            </w:r>
+            <w:proofErr w:type="gramEnd"/>
           </w:p>
         </w:tc>
         <w:tc>
